--- a/thesis/Integrarea tehnologiilor AI în mediul educațional - o abordare pentru stimularea participării active a studenților.docx
+++ b/thesis/Integrarea tehnologiilor AI în mediul educațional - o abordare pentru stimularea participării active a studenților.docx
@@ -7366,7 +7366,14 @@
           <w:rFonts w:ascii="Times New Roman" w:hAnsi="Times New Roman" w:cs="Times New Roman"/>
           <w:lang w:val="ro-RO"/>
         </w:rPr>
-        <w:t>învățare supravegheată (</w:t>
+        <w:t>Î</w:t>
+      </w:r>
+      <w:r>
+        <w:rPr>
+          <w:rFonts w:ascii="Times New Roman" w:hAnsi="Times New Roman" w:cs="Times New Roman"/>
+          <w:lang w:val="ro-RO"/>
+        </w:rPr>
+        <w:t>nvățare supravegheată (</w:t>
       </w:r>
       <w:r>
         <w:rPr>
@@ -7403,7 +7410,14 @@
           <w:rFonts w:ascii="Times New Roman" w:hAnsi="Times New Roman" w:cs="Times New Roman"/>
           <w:lang w:val="ro-RO"/>
         </w:rPr>
-        <w:t>învățare nesupravegheată (</w:t>
+        <w:t>Î</w:t>
+      </w:r>
+      <w:r>
+        <w:rPr>
+          <w:rFonts w:ascii="Times New Roman" w:hAnsi="Times New Roman" w:cs="Times New Roman"/>
+          <w:lang w:val="ro-RO"/>
+        </w:rPr>
+        <w:t>nvățare nesupravegheată (</w:t>
       </w:r>
       <w:r>
         <w:rPr>
@@ -7440,7 +7454,14 @@
           <w:rFonts w:ascii="Times New Roman" w:hAnsi="Times New Roman" w:cs="Times New Roman"/>
           <w:lang w:val="ro-RO"/>
         </w:rPr>
-        <w:t>învățare prin întărire (</w:t>
+        <w:t>Î</w:t>
+      </w:r>
+      <w:r>
+        <w:rPr>
+          <w:rFonts w:ascii="Times New Roman" w:hAnsi="Times New Roman" w:cs="Times New Roman"/>
+          <w:lang w:val="ro-RO"/>
+        </w:rPr>
+        <w:t>nvățare prin întărire (</w:t>
       </w:r>
       <w:r>
         <w:rPr>
@@ -8046,49 +8067,7 @@
             <w:rPr>
               <w:rFonts w:ascii="Cambria Math" w:hAnsi="Cambria Math" w:cs="Times New Roman"/>
             </w:rPr>
-            <m:t>it​=σ(Wxi​xt​</m:t>
-          </m:r>
-          <m:r>
-            <w:rPr>
-              <w:rFonts w:ascii="Cambria Math" w:hAnsi="Cambria Math" w:cs="Times New Roman"/>
-            </w:rPr>
-            <m:t>+</m:t>
-          </m:r>
-          <m:r>
-            <w:rPr>
-              <w:rFonts w:ascii="Cambria Math" w:hAnsi="Cambria Math" w:cs="Times New Roman"/>
-            </w:rPr>
-            <m:t>Whi​ht</m:t>
-          </m:r>
-          <m:r>
-            <w:rPr>
-              <w:rFonts w:ascii="Cambria Math" w:hAnsi="Cambria Math" w:cs="Times New Roman"/>
-            </w:rPr>
-            <m:t>-</m:t>
-          </m:r>
-          <m:r>
-            <w:rPr>
-              <w:rFonts w:ascii="Cambria Math" w:hAnsi="Cambria Math" w:cs="Times New Roman"/>
-            </w:rPr>
-            <m:t>1​</m:t>
-          </m:r>
-          <m:r>
-            <w:rPr>
-              <w:rFonts w:ascii="Cambria Math" w:hAnsi="Cambria Math" w:cs="Times New Roman"/>
-            </w:rPr>
-            <m:t>+</m:t>
-          </m:r>
-          <m:r>
-            <w:rPr>
-              <w:rFonts w:ascii="Cambria Math" w:hAnsi="Cambria Math" w:cs="Times New Roman"/>
-            </w:rPr>
-            <m:t>bi​</m:t>
-          </m:r>
-          <m:r>
-            <w:rPr>
-              <w:rFonts w:ascii="Cambria Math" w:hAnsi="Cambria Math" w:cs="Times New Roman"/>
-            </w:rPr>
-            <m:t>)</m:t>
+            <m:t>it​=σ(Wxi​xt​+Whi​ht-1​+bi​)</m:t>
           </m:r>
         </m:oMath>
       </m:oMathPara>
@@ -8125,43 +8104,7 @@
                 <w:rPr>
                   <w:rFonts w:ascii="Cambria Math" w:hAnsi="Cambria Math" w:cs="Times New Roman"/>
                 </w:rPr>
-                <m:t>Wxf​xt​</m:t>
-              </m:r>
-              <m:r>
-                <w:rPr>
-                  <w:rFonts w:ascii="Cambria Math" w:hAnsi="Cambria Math" w:cs="Times New Roman"/>
-                </w:rPr>
-                <m:t>+</m:t>
-              </m:r>
-              <m:r>
-                <w:rPr>
-                  <w:rFonts w:ascii="Cambria Math" w:hAnsi="Cambria Math" w:cs="Times New Roman"/>
-                </w:rPr>
-                <m:t>Whf​ht</m:t>
-              </m:r>
-              <m:r>
-                <w:rPr>
-                  <w:rFonts w:ascii="Cambria Math" w:hAnsi="Cambria Math" w:cs="Times New Roman"/>
-                </w:rPr>
-                <m:t>-</m:t>
-              </m:r>
-              <m:r>
-                <w:rPr>
-                  <w:rFonts w:ascii="Cambria Math" w:hAnsi="Cambria Math" w:cs="Times New Roman"/>
-                </w:rPr>
-                <m:t>1​</m:t>
-              </m:r>
-              <m:r>
-                <w:rPr>
-                  <w:rFonts w:ascii="Cambria Math" w:hAnsi="Cambria Math" w:cs="Times New Roman"/>
-                </w:rPr>
-                <m:t>+</m:t>
-              </m:r>
-              <m:r>
-                <w:rPr>
-                  <w:rFonts w:ascii="Cambria Math" w:hAnsi="Cambria Math" w:cs="Times New Roman"/>
-                </w:rPr>
-                <m:t>bf​</m:t>
+                <m:t>Wxf​xt​+Whf​ht-1​+bf​</m:t>
               </m:r>
             </m:e>
           </m:d>
@@ -8200,43 +8143,7 @@
                 <w:rPr>
                   <w:rFonts w:ascii="Cambria Math" w:eastAsiaTheme="minorEastAsia" w:hAnsi="Cambria Math" w:cs="Times New Roman"/>
                 </w:rPr>
-                <m:t>Wxo​xt​</m:t>
-              </m:r>
-              <m:r>
-                <w:rPr>
-                  <w:rFonts w:ascii="Cambria Math" w:eastAsiaTheme="minorEastAsia" w:hAnsi="Cambria Math" w:cs="Times New Roman"/>
-                </w:rPr>
-                <m:t>+</m:t>
-              </m:r>
-              <m:r>
-                <w:rPr>
-                  <w:rFonts w:ascii="Cambria Math" w:eastAsiaTheme="minorEastAsia" w:hAnsi="Cambria Math" w:cs="Times New Roman"/>
-                </w:rPr>
-                <m:t>Who​ht</m:t>
-              </m:r>
-              <m:r>
-                <w:rPr>
-                  <w:rFonts w:ascii="Cambria Math" w:eastAsiaTheme="minorEastAsia" w:hAnsi="Cambria Math" w:cs="Times New Roman"/>
-                </w:rPr>
-                <m:t>-</m:t>
-              </m:r>
-              <m:r>
-                <w:rPr>
-                  <w:rFonts w:ascii="Cambria Math" w:eastAsiaTheme="minorEastAsia" w:hAnsi="Cambria Math" w:cs="Times New Roman"/>
-                </w:rPr>
-                <m:t>1​</m:t>
-              </m:r>
-              <m:r>
-                <w:rPr>
-                  <w:rFonts w:ascii="Cambria Math" w:eastAsiaTheme="minorEastAsia" w:hAnsi="Cambria Math" w:cs="Times New Roman"/>
-                </w:rPr>
-                <m:t>+</m:t>
-              </m:r>
-              <m:r>
-                <w:rPr>
-                  <w:rFonts w:ascii="Cambria Math" w:eastAsiaTheme="minorEastAsia" w:hAnsi="Cambria Math" w:cs="Times New Roman"/>
-                </w:rPr>
-                <m:t>bo​</m:t>
+                <m:t>Wxo​xt​+Who​ht-1​+bo​</m:t>
               </m:r>
             </m:e>
           </m:d>
@@ -8345,19 +8252,7 @@
           <w:rPr>
             <w:rFonts w:ascii="Cambria Math" w:eastAsiaTheme="minorEastAsia" w:hAnsi="Cambria Math" w:cs="Times New Roman"/>
           </w:rPr>
-          <m:t>ht​=ot​⊙</m:t>
-        </m:r>
-        <m:r>
-          <w:rPr>
-            <w:rFonts w:ascii="Cambria Math" w:eastAsiaTheme="minorEastAsia" w:hAnsi="Cambria Math" w:cs="Times New Roman"/>
-          </w:rPr>
-          <m:t>tanh</m:t>
-        </m:r>
-        <m:r>
-          <w:rPr>
-            <w:rFonts w:ascii="Cambria Math" w:eastAsiaTheme="minorEastAsia" w:hAnsi="Cambria Math" w:cs="Times New Roman"/>
-          </w:rPr>
-          <m:t>(ct​</m:t>
+          <m:t>ht​=ot​⊙tanh(ct​</m:t>
         </m:r>
       </m:oMath>
       <w:r>
@@ -8711,7 +8606,8 @@
     </w:p>
     <w:p>
       <w:pPr>
-        <w:spacing w:before="24" w:after="24"/>
+        <w:spacing w:before="200" w:after="24"/>
+        <w:jc w:val="center"/>
         <w:rPr>
           <w:rFonts w:ascii="Times New Roman" w:hAnsi="Times New Roman" w:cs="Times New Roman"/>
           <w:b/>
@@ -8721,7 +8617,10 @@
           <w:lang w:val="ro-RO"/>
         </w:rPr>
       </w:pPr>
-      <w:r>
+    </w:p>
+    <w:p>
+      <w:pPr>
+        <w:spacing w:before="200" w:after="24"/>
         <w:rPr>
           <w:rFonts w:ascii="Times New Roman" w:hAnsi="Times New Roman" w:cs="Times New Roman"/>
           <w:b/>
@@ -8730,11 +8629,11 @@
           <w:szCs w:val="26"/>
           <w:lang w:val="ro-RO"/>
         </w:rPr>
-        <w:tab/>
-      </w:r>
-    </w:p>
-    <w:p>
-      <w:pPr>
+      </w:pPr>
+    </w:p>
+    <w:p>
+      <w:pPr>
+        <w:spacing w:before="24" w:after="24"/>
         <w:rPr>
           <w:rFonts w:ascii="Times New Roman" w:hAnsi="Times New Roman" w:cs="Times New Roman"/>
           <w:b/>
@@ -8744,9 +8643,7 @@
           <w:lang w:val="ro-RO"/>
         </w:rPr>
       </w:pPr>
-    </w:p>
-    <w:p>
-      <w:pPr>
+      <w:r>
         <w:rPr>
           <w:rFonts w:ascii="Times New Roman" w:hAnsi="Times New Roman" w:cs="Times New Roman"/>
           <w:b/>
@@ -8755,7 +8652,8 @@
           <w:szCs w:val="26"/>
           <w:lang w:val="ro-RO"/>
         </w:rPr>
-      </w:pPr>
+        <w:tab/>
+      </w:r>
     </w:p>
     <w:p>
       <w:pPr>
@@ -8768,15 +8666,6 @@
           <w:lang w:val="ro-RO"/>
         </w:rPr>
       </w:pPr>
-      <w:r>
-        <w:rPr>
-          <w:rFonts w:ascii="Times New Roman" w:hAnsi="Times New Roman" w:cs="Times New Roman"/>
-          <w:sz w:val="26"/>
-          <w:szCs w:val="26"/>
-          <w:lang w:val="ro-RO"/>
-        </w:rPr>
-        <w:tab/>
-      </w:r>
     </w:p>
     <w:p>
       <w:pPr>
@@ -8792,7 +8681,6 @@
     </w:p>
     <w:p>
       <w:pPr>
-        <w:jc w:val="center"/>
         <w:rPr>
           <w:rFonts w:ascii="Times New Roman" w:hAnsi="Times New Roman" w:cs="Times New Roman"/>
           <w:b/>
@@ -8802,6 +8690,146 @@
           <w:lang w:val="ro-RO"/>
         </w:rPr>
       </w:pPr>
+      <w:r>
+        <w:rPr>
+          <w:rFonts w:ascii="Times New Roman" w:hAnsi="Times New Roman" w:cs="Times New Roman"/>
+          <w:sz w:val="26"/>
+          <w:szCs w:val="26"/>
+          <w:lang w:val="ro-RO"/>
+        </w:rPr>
+        <w:tab/>
+      </w:r>
+    </w:p>
+    <w:p>
+      <w:pPr>
+        <w:rPr>
+          <w:rFonts w:ascii="Times New Roman" w:hAnsi="Times New Roman" w:cs="Times New Roman"/>
+          <w:b/>
+          <w:bCs/>
+          <w:sz w:val="26"/>
+          <w:szCs w:val="26"/>
+          <w:lang w:val="ro-RO"/>
+        </w:rPr>
+      </w:pPr>
+    </w:p>
+    <w:p>
+      <w:pPr>
+        <w:jc w:val="center"/>
+        <w:rPr>
+          <w:rFonts w:ascii="Times New Roman" w:hAnsi="Times New Roman" w:cs="Times New Roman"/>
+          <w:b/>
+          <w:bCs/>
+          <w:sz w:val="26"/>
+          <w:szCs w:val="26"/>
+          <w:lang w:val="ro-RO"/>
+        </w:rPr>
+      </w:pPr>
+      <w:r>
+        <w:rPr>
+          <w:rFonts w:ascii="Times New Roman" w:hAnsi="Times New Roman" w:cs="Times New Roman"/>
+          <w:b/>
+          <w:bCs/>
+          <w:noProof/>
+          <w:sz w:val="26"/>
+          <w:szCs w:val="26"/>
+          <w:lang w:val="ro-RO"/>
+        </w:rPr>
+        <w:lastRenderedPageBreak/>
+        <w:drawing>
+          <wp:inline distT="0" distB="0" distL="0" distR="0" wp14:anchorId="756062A1" wp14:editId="0042450A">
+            <wp:extent cx="6120765" cy="4222115"/>
+            <wp:effectExtent l="0" t="0" r="0" b="6985"/>
+            <wp:docPr id="1587428664" name="Picture 1"/>
+            <wp:cNvGraphicFramePr>
+              <a:graphicFrameLocks xmlns:a="http://schemas.openxmlformats.org/drawingml/2006/main" noChangeAspect="1"/>
+            </wp:cNvGraphicFramePr>
+            <a:graphic xmlns:a="http://schemas.openxmlformats.org/drawingml/2006/main">
+              <a:graphicData uri="http://schemas.openxmlformats.org/drawingml/2006/picture">
+                <pic:pic xmlns:pic="http://schemas.openxmlformats.org/drawingml/2006/picture">
+                  <pic:nvPicPr>
+                    <pic:cNvPr id="1587428664" name=""/>
+                    <pic:cNvPicPr/>
+                  </pic:nvPicPr>
+                  <pic:blipFill>
+                    <a:blip r:embed="rId10"/>
+                    <a:stretch>
+                      <a:fillRect/>
+                    </a:stretch>
+                  </pic:blipFill>
+                  <pic:spPr>
+                    <a:xfrm>
+                      <a:off x="0" y="0"/>
+                      <a:ext cx="6120765" cy="4222115"/>
+                    </a:xfrm>
+                    <a:prstGeom prst="rect">
+                      <a:avLst/>
+                    </a:prstGeom>
+                  </pic:spPr>
+                </pic:pic>
+              </a:graphicData>
+            </a:graphic>
+          </wp:inline>
+        </w:drawing>
+      </w:r>
+    </w:p>
+    <w:p>
+      <w:pPr>
+        <w:jc w:val="center"/>
+        <w:rPr>
+          <w:rFonts w:ascii="Times New Roman" w:hAnsi="Times New Roman" w:cs="Times New Roman"/>
+          <w:b/>
+          <w:bCs/>
+          <w:sz w:val="26"/>
+          <w:szCs w:val="26"/>
+          <w:lang w:val="ro-RO"/>
+        </w:rPr>
+      </w:pPr>
+      <w:r>
+        <w:rPr>
+          <w:rFonts w:ascii="Times New Roman" w:hAnsi="Times New Roman" w:cs="Times New Roman"/>
+          <w:b/>
+          <w:bCs/>
+          <w:noProof/>
+          <w:sz w:val="26"/>
+          <w:szCs w:val="26"/>
+          <w:lang w:val="ro-RO"/>
+        </w:rPr>
+        <w:drawing>
+          <wp:inline distT="0" distB="0" distL="0" distR="0" wp14:anchorId="68A67C82" wp14:editId="291BE2F4">
+            <wp:extent cx="6120765" cy="1633220"/>
+            <wp:effectExtent l="0" t="0" r="0" b="5080"/>
+            <wp:docPr id="1649119717" name="Picture 1"/>
+            <wp:cNvGraphicFramePr>
+              <a:graphicFrameLocks xmlns:a="http://schemas.openxmlformats.org/drawingml/2006/main" noChangeAspect="1"/>
+            </wp:cNvGraphicFramePr>
+            <a:graphic xmlns:a="http://schemas.openxmlformats.org/drawingml/2006/main">
+              <a:graphicData uri="http://schemas.openxmlformats.org/drawingml/2006/picture">
+                <pic:pic xmlns:pic="http://schemas.openxmlformats.org/drawingml/2006/picture">
+                  <pic:nvPicPr>
+                    <pic:cNvPr id="1649119717" name=""/>
+                    <pic:cNvPicPr/>
+                  </pic:nvPicPr>
+                  <pic:blipFill>
+                    <a:blip r:embed="rId11"/>
+                    <a:stretch>
+                      <a:fillRect/>
+                    </a:stretch>
+                  </pic:blipFill>
+                  <pic:spPr>
+                    <a:xfrm>
+                      <a:off x="0" y="0"/>
+                      <a:ext cx="6120765" cy="1633220"/>
+                    </a:xfrm>
+                    <a:prstGeom prst="rect">
+                      <a:avLst/>
+                    </a:prstGeom>
+                  </pic:spPr>
+                </pic:pic>
+              </a:graphicData>
+            </a:graphic>
+          </wp:inline>
+        </w:drawing>
+      </w:r>
     </w:p>
     <w:p>
       <w:pPr>
@@ -9054,6 +9082,7 @@
                   <w:rFonts w:ascii="Times New Roman" w:hAnsi="Times New Roman" w:cs="Times New Roman"/>
                   <w:noProof/>
                 </w:rPr>
+                <w:lastRenderedPageBreak/>
                 <w:t xml:space="preserve">European Commission Joint Research Centre. (2024). </w:t>
               </w:r>
               <w:r>
@@ -9335,7 +9364,7 @@
       </w:sdtContent>
     </w:sdt>
     <w:sectPr>
-      <w:footerReference w:type="default" r:id="rId10"/>
+      <w:footerReference w:type="default" r:id="rId12"/>
       <w:pgSz w:w="11907" w:h="16840" w:code="9"/>
       <w:pgMar w:top="1134" w:right="1134" w:bottom="1134" w:left="1134" w:header="720" w:footer="720" w:gutter="0"/>
       <w:cols w:space="720"/>
@@ -11759,6 +11788,7 @@
   <w:style w:type="character" w:default="1" w:styleId="DefaultParagraphFont">
     <w:name w:val="Default Paragraph Font"/>
     <w:uiPriority w:val="1"/>
+    <w:semiHidden/>
     <w:unhideWhenUsed/>
   </w:style>
   <w:style w:type="table" w:default="1" w:styleId="TableNormal">
